--- a/data/sample_resumes/alex_morgan_ml_engineer.docx
+++ b/data/sample_resumes/alex_morgan_ml_engineer.docx
@@ -88,7 +88,7 @@
     </w:p>
     <w:p>
       <w:r>
-        <w:t>- Spearheaded the fine-tuning of open-source 7B and 13B parameter LLMs using LoRA and QLoRA on AWS EKS with Kubernetes, reducing annual API costs by $180,000.</w:t>
+        <w:t>- Spearheaded the fine-tuning of open-source 7B and 13B parameter LLMs using LoRA and QLoRA on AWS EKS with Kubernetes, reducing annual API costs by ₹1.5 Crore.</w:t>
       </w:r>
     </w:p>
     <w:p>
